--- a/enable_mfa_in_aws.docx
+++ b/enable_mfa_in_aws.docx
@@ -277,6 +277,68 @@
                     <a:xfrm>
                       <a:off x="0" y="0"/>
                       <a:ext cx="5943600" cy="3763010"/>
+                    </a:xfrm>
+                    <a:prstGeom prst="rect">
+                      <a:avLst/>
+                    </a:prstGeom>
+                    <a:noFill/>
+                    <a:ln w="9525">
+                      <a:noFill/>
+                      <a:miter lim="800000"/>
+                      <a:headEnd/>
+                      <a:tailEnd/>
+                    </a:ln>
+                  </pic:spPr>
+                </pic:pic>
+              </a:graphicData>
+            </a:graphic>
+          </wp:inline>
+        </w:drawing>
+      </w:r>
+    </w:p>
+    <w:p>
+      <w:pPr>
+        <w:spacing w:after="0" w:line="240" w:lineRule="auto"/>
+        <w:rPr>
+          <w:sz w:val="16"/>
+          <w:szCs w:val="16"/>
+          <w:lang w:val="en-IN"/>
+        </w:rPr>
+      </w:pPr>
+      <w:r>
+        <w:rPr>
+          <w:noProof/>
+          <w:sz w:val="16"/>
+          <w:szCs w:val="16"/>
+        </w:rPr>
+        <w:drawing>
+          <wp:inline distT="0" distB="0" distL="0" distR="0">
+            <wp:extent cx="5943600" cy="1008606"/>
+            <wp:effectExtent l="19050" t="0" r="0" b="0"/>
+            <wp:docPr id="12" name="Picture 12"/>
+            <wp:cNvGraphicFramePr>
+              <a:graphicFrameLocks xmlns:a="http://schemas.openxmlformats.org/drawingml/2006/main" noChangeAspect="1"/>
+            </wp:cNvGraphicFramePr>
+            <a:graphic xmlns:a="http://schemas.openxmlformats.org/drawingml/2006/main">
+              <a:graphicData uri="http://schemas.openxmlformats.org/drawingml/2006/picture">
+                <pic:pic xmlns:pic="http://schemas.openxmlformats.org/drawingml/2006/picture">
+                  <pic:nvPicPr>
+                    <pic:cNvPr id="0" name="Picture 12"/>
+                    <pic:cNvPicPr>
+                      <a:picLocks noChangeAspect="1" noChangeArrowheads="1"/>
+                    </pic:cNvPicPr>
+                  </pic:nvPicPr>
+                  <pic:blipFill>
+                    <a:blip r:embed="rId9"/>
+                    <a:srcRect/>
+                    <a:stretch>
+                      <a:fillRect/>
+                    </a:stretch>
+                  </pic:blipFill>
+                  <pic:spPr bwMode="auto">
+                    <a:xfrm>
+                      <a:off x="0" y="0"/>
+                      <a:ext cx="5943600" cy="1008606"/>
                     </a:xfrm>
                     <a:prstGeom prst="rect">
                       <a:avLst/>
